--- a/TEKNIS PACKING PUTRI SESI 1,2,3.docx
+++ b/TEKNIS PACKING PUTRI SESI 1,2,3.docx
@@ -1309,7 +1309,7 @@
           <w:sz w:val="24"/>
           <w:szCs w:val="24"/>
         </w:rPr>
-        <w:t>Sarung dan sajadah pribadi</w:t>
+        <w:t>Mukenah dan sajadah pribadi</w:t>
       </w:r>
     </w:p>
     <w:p>
@@ -1654,7 +1654,7 @@
           <w:sz w:val="24"/>
           <w:szCs w:val="24"/>
         </w:rPr>
-        <w:t>, kemeja putih, sarung, dan sandal )</w:t>
+        <w:t>, kemeja putih, sewek, dan sandal )</w:t>
       </w:r>
     </w:p>
     <w:p>
